--- a/tillsyn/A 5972-2025 tillsynsbegäran.docx
+++ b/tillsyn/A 5972-2025 tillsynsbegäran.docx
@@ -245,7 +245,7 @@
     <w:r>
       <w:tab/>
       <w:tab/>
-      <w:t>2025-02-08</w:t>
+      <w:t>2025-02-09</w:t>
       <w:br/>
       <w:br/>
     </w:r>

--- a/tillsyn/A 5972-2025 tillsynsbegäran.docx
+++ b/tillsyn/A 5972-2025 tillsynsbegäran.docx
@@ -245,7 +245,7 @@
     <w:r>
       <w:tab/>
       <w:tab/>
-      <w:t>2025-02-09</w:t>
+      <w:t>2025-02-10</w:t>
       <w:br/>
       <w:br/>
     </w:r>

--- a/tillsyn/A 5972-2025 tillsynsbegäran.docx
+++ b/tillsyn/A 5972-2025 tillsynsbegäran.docx
@@ -245,7 +245,7 @@
     <w:r>
       <w:tab/>
       <w:tab/>
-      <w:t>2025-02-10</w:t>
+      <w:t>2025-02-11</w:t>
       <w:br/>
       <w:br/>
     </w:r>

--- a/tillsyn/A 5972-2025 tillsynsbegäran.docx
+++ b/tillsyn/A 5972-2025 tillsynsbegäran.docx
@@ -245,7 +245,7 @@
     <w:r>
       <w:tab/>
       <w:tab/>
-      <w:t>2025-02-11</w:t>
+      <w:t>2025-02-12</w:t>
       <w:br/>
       <w:br/>
     </w:r>

--- a/tillsyn/A 5972-2025 tillsynsbegäran.docx
+++ b/tillsyn/A 5972-2025 tillsynsbegäran.docx
@@ -245,7 +245,7 @@
     <w:r>
       <w:tab/>
       <w:tab/>
-      <w:t>2025-02-12</w:t>
+      <w:t>2025-02-13</w:t>
       <w:br/>
       <w:br/>
     </w:r>

--- a/tillsyn/A 5972-2025 tillsynsbegäran.docx
+++ b/tillsyn/A 5972-2025 tillsynsbegäran.docx
@@ -245,7 +245,7 @@
     <w:r>
       <w:tab/>
       <w:tab/>
-      <w:t>2025-02-13</w:t>
+      <w:t>2025-02-14</w:t>
       <w:br/>
       <w:br/>
     </w:r>

--- a/tillsyn/A 5972-2025 tillsynsbegäran.docx
+++ b/tillsyn/A 5972-2025 tillsynsbegäran.docx
@@ -245,7 +245,7 @@
     <w:r>
       <w:tab/>
       <w:tab/>
-      <w:t>2025-02-14</w:t>
+      <w:t>2025-02-15</w:t>
       <w:br/>
       <w:br/>
     </w:r>

--- a/tillsyn/A 5972-2025 tillsynsbegäran.docx
+++ b/tillsyn/A 5972-2025 tillsynsbegäran.docx
@@ -245,7 +245,7 @@
     <w:r>
       <w:tab/>
       <w:tab/>
-      <w:t>2025-02-15</w:t>
+      <w:t>2025-02-16</w:t>
       <w:br/>
       <w:br/>
     </w:r>

--- a/tillsyn/A 5972-2025 tillsynsbegäran.docx
+++ b/tillsyn/A 5972-2025 tillsynsbegäran.docx
@@ -245,7 +245,7 @@
     <w:r>
       <w:tab/>
       <w:tab/>
-      <w:t>2025-02-16</w:t>
+      <w:t>2025-02-17</w:t>
       <w:br/>
       <w:br/>
     </w:r>

--- a/tillsyn/A 5972-2025 tillsynsbegäran.docx
+++ b/tillsyn/A 5972-2025 tillsynsbegäran.docx
@@ -245,7 +245,7 @@
     <w:r>
       <w:tab/>
       <w:tab/>
-      <w:t>2025-02-17</w:t>
+      <w:t>2025-02-18</w:t>
       <w:br/>
       <w:br/>
     </w:r>

--- a/tillsyn/A 5972-2025 tillsynsbegäran.docx
+++ b/tillsyn/A 5972-2025 tillsynsbegäran.docx
@@ -245,7 +245,7 @@
     <w:r>
       <w:tab/>
       <w:tab/>
-      <w:t>2025-02-18</w:t>
+      <w:t>2025-02-19</w:t>
       <w:br/>
       <w:br/>
     </w:r>

--- a/tillsyn/A 5972-2025 tillsynsbegäran.docx
+++ b/tillsyn/A 5972-2025 tillsynsbegäran.docx
@@ -245,7 +245,7 @@
     <w:r>
       <w:tab/>
       <w:tab/>
-      <w:t>2025-02-19</w:t>
+      <w:t>2025-02-20</w:t>
       <w:br/>
       <w:br/>
     </w:r>

--- a/tillsyn/A 5972-2025 tillsynsbegäran.docx
+++ b/tillsyn/A 5972-2025 tillsynsbegäran.docx
@@ -245,7 +245,7 @@
     <w:r>
       <w:tab/>
       <w:tab/>
-      <w:t>2025-02-20</w:t>
+      <w:t>2025-02-21</w:t>
       <w:br/>
       <w:br/>
     </w:r>

--- a/tillsyn/A 5972-2025 tillsynsbegäran.docx
+++ b/tillsyn/A 5972-2025 tillsynsbegäran.docx
@@ -245,7 +245,7 @@
     <w:r>
       <w:tab/>
       <w:tab/>
-      <w:t>2025-02-21</w:t>
+      <w:t>2025-02-22</w:t>
       <w:br/>
       <w:br/>
     </w:r>

--- a/tillsyn/A 5972-2025 tillsynsbegäran.docx
+++ b/tillsyn/A 5972-2025 tillsynsbegäran.docx
@@ -245,7 +245,7 @@
     <w:r>
       <w:tab/>
       <w:tab/>
-      <w:t>2025-02-22</w:t>
+      <w:t>2025-02-23</w:t>
       <w:br/>
       <w:br/>
     </w:r>

--- a/tillsyn/A 5972-2025 tillsynsbegäran.docx
+++ b/tillsyn/A 5972-2025 tillsynsbegäran.docx
@@ -245,7 +245,7 @@
     <w:r>
       <w:tab/>
       <w:tab/>
-      <w:t>2025-02-23</w:t>
+      <w:t>2025-02-24</w:t>
       <w:br/>
       <w:br/>
     </w:r>

--- a/tillsyn/A 5972-2025 tillsynsbegäran.docx
+++ b/tillsyn/A 5972-2025 tillsynsbegäran.docx
@@ -245,7 +245,7 @@
     <w:r>
       <w:tab/>
       <w:tab/>
-      <w:t>2025-02-24</w:t>
+      <w:t>2025-02-25</w:t>
       <w:br/>
       <w:br/>
     </w:r>

--- a/tillsyn/A 5972-2025 tillsynsbegäran.docx
+++ b/tillsyn/A 5972-2025 tillsynsbegäran.docx
@@ -245,7 +245,7 @@
     <w:r>
       <w:tab/>
       <w:tab/>
-      <w:t>2025-02-25</w:t>
+      <w:t>2025-02-26</w:t>
       <w:br/>
       <w:br/>
     </w:r>

--- a/tillsyn/A 5972-2025 tillsynsbegäran.docx
+++ b/tillsyn/A 5972-2025 tillsynsbegäran.docx
@@ -245,7 +245,7 @@
     <w:r>
       <w:tab/>
       <w:tab/>
-      <w:t>2025-02-26</w:t>
+      <w:t>2025-02-27</w:t>
       <w:br/>
       <w:br/>
     </w:r>

--- a/tillsyn/A 5972-2025 tillsynsbegäran.docx
+++ b/tillsyn/A 5972-2025 tillsynsbegäran.docx
@@ -245,7 +245,7 @@
     <w:r>
       <w:tab/>
       <w:tab/>
-      <w:t>2025-02-27</w:t>
+      <w:t>2025-02-28</w:t>
       <w:br/>
       <w:br/>
     </w:r>

--- a/tillsyn/A 5972-2025 tillsynsbegäran.docx
+++ b/tillsyn/A 5972-2025 tillsynsbegäran.docx
@@ -245,7 +245,7 @@
     <w:r>
       <w:tab/>
       <w:tab/>
-      <w:t>2025-02-28</w:t>
+      <w:t>2025-03-01</w:t>
       <w:br/>
       <w:br/>
     </w:r>

--- a/tillsyn/A 5972-2025 tillsynsbegäran.docx
+++ b/tillsyn/A 5972-2025 tillsynsbegäran.docx
@@ -245,7 +245,7 @@
     <w:r>
       <w:tab/>
       <w:tab/>
-      <w:t>2025-03-02</w:t>
+      <w:t>2025-03-03</w:t>
       <w:br/>
       <w:br/>
     </w:r>

--- a/tillsyn/A 5972-2025 tillsynsbegäran.docx
+++ b/tillsyn/A 5972-2025 tillsynsbegäran.docx
@@ -245,7 +245,7 @@
     <w:r>
       <w:tab/>
       <w:tab/>
-      <w:t>2025-03-03</w:t>
+      <w:t>2025-03-04</w:t>
       <w:br/>
       <w:br/>
     </w:r>

--- a/tillsyn/A 5972-2025 tillsynsbegäran.docx
+++ b/tillsyn/A 5972-2025 tillsynsbegäran.docx
@@ -245,7 +245,7 @@
     <w:r>
       <w:tab/>
       <w:tab/>
-      <w:t>2025-03-04</w:t>
+      <w:t>2025-03-05</w:t>
       <w:br/>
       <w:br/>
     </w:r>

--- a/tillsyn/A 5972-2025 tillsynsbegäran.docx
+++ b/tillsyn/A 5972-2025 tillsynsbegäran.docx
@@ -245,7 +245,7 @@
     <w:r>
       <w:tab/>
       <w:tab/>
-      <w:t>2025-03-05</w:t>
+      <w:t>2025-03-06</w:t>
       <w:br/>
       <w:br/>
     </w:r>

--- a/tillsyn/A 5972-2025 tillsynsbegäran.docx
+++ b/tillsyn/A 5972-2025 tillsynsbegäran.docx
@@ -245,7 +245,7 @@
     <w:r>
       <w:tab/>
       <w:tab/>
-      <w:t>2025-03-06</w:t>
+      <w:t>2025-03-07</w:t>
       <w:br/>
       <w:br/>
     </w:r>

--- a/tillsyn/A 5972-2025 tillsynsbegäran.docx
+++ b/tillsyn/A 5972-2025 tillsynsbegäran.docx
@@ -245,7 +245,7 @@
     <w:r>
       <w:tab/>
       <w:tab/>
-      <w:t>2025-03-07</w:t>
+      <w:t>2025-03-08</w:t>
       <w:br/>
       <w:br/>
     </w:r>

--- a/tillsyn/A 5972-2025 tillsynsbegäran.docx
+++ b/tillsyn/A 5972-2025 tillsynsbegäran.docx
@@ -245,7 +245,7 @@
     <w:r>
       <w:tab/>
       <w:tab/>
-      <w:t>2025-03-08</w:t>
+      <w:t>2025-03-09</w:t>
       <w:br/>
       <w:br/>
     </w:r>

--- a/tillsyn/A 5972-2025 tillsynsbegäran.docx
+++ b/tillsyn/A 5972-2025 tillsynsbegäran.docx
@@ -245,7 +245,7 @@
     <w:r>
       <w:tab/>
       <w:tab/>
-      <w:t>2025-03-09</w:t>
+      <w:t>2025-03-10</w:t>
       <w:br/>
       <w:br/>
     </w:r>

--- a/tillsyn/A 5972-2025 tillsynsbegäran.docx
+++ b/tillsyn/A 5972-2025 tillsynsbegäran.docx
@@ -245,7 +245,7 @@
     <w:r>
       <w:tab/>
       <w:tab/>
-      <w:t>2025-03-10</w:t>
+      <w:t>2025-03-11</w:t>
       <w:br/>
       <w:br/>
     </w:r>

--- a/tillsyn/A 5972-2025 tillsynsbegäran.docx
+++ b/tillsyn/A 5972-2025 tillsynsbegäran.docx
@@ -245,7 +245,7 @@
     <w:r>
       <w:tab/>
       <w:tab/>
-      <w:t>2025-03-11</w:t>
+      <w:t>2025-03-12</w:t>
       <w:br/>
       <w:br/>
     </w:r>

--- a/tillsyn/A 5972-2025 tillsynsbegäran.docx
+++ b/tillsyn/A 5972-2025 tillsynsbegäran.docx
@@ -245,7 +245,7 @@
     <w:r>
       <w:tab/>
       <w:tab/>
-      <w:t>2025-03-12</w:t>
+      <w:t>2025-03-13</w:t>
       <w:br/>
       <w:br/>
     </w:r>

--- a/tillsyn/A 5972-2025 tillsynsbegäran.docx
+++ b/tillsyn/A 5972-2025 tillsynsbegäran.docx
@@ -245,7 +245,7 @@
     <w:r>
       <w:tab/>
       <w:tab/>
-      <w:t>2025-03-13</w:t>
+      <w:t>2025-03-14</w:t>
       <w:br/>
       <w:br/>
     </w:r>

--- a/tillsyn/A 5972-2025 tillsynsbegäran.docx
+++ b/tillsyn/A 5972-2025 tillsynsbegäran.docx
@@ -245,7 +245,7 @@
     <w:r>
       <w:tab/>
       <w:tab/>
-      <w:t>2025-03-14</w:t>
+      <w:t>2025-03-15</w:t>
       <w:br/>
       <w:br/>
     </w:r>

--- a/tillsyn/A 5972-2025 tillsynsbegäran.docx
+++ b/tillsyn/A 5972-2025 tillsynsbegäran.docx
@@ -245,7 +245,7 @@
     <w:r>
       <w:tab/>
       <w:tab/>
-      <w:t>2025-03-15</w:t>
+      <w:t>2025-03-16</w:t>
       <w:br/>
       <w:br/>
     </w:r>

--- a/tillsyn/A 5972-2025 tillsynsbegäran.docx
+++ b/tillsyn/A 5972-2025 tillsynsbegäran.docx
@@ -245,7 +245,7 @@
     <w:r>
       <w:tab/>
       <w:tab/>
-      <w:t>2025-03-16</w:t>
+      <w:t>2025-03-17</w:t>
       <w:br/>
       <w:br/>
     </w:r>

--- a/tillsyn/A 5972-2025 tillsynsbegäran.docx
+++ b/tillsyn/A 5972-2025 tillsynsbegäran.docx
@@ -245,7 +245,7 @@
     <w:r>
       <w:tab/>
       <w:tab/>
-      <w:t>2025-03-17</w:t>
+      <w:t>2025-03-18</w:t>
       <w:br/>
       <w:br/>
     </w:r>

--- a/tillsyn/A 5972-2025 tillsynsbegäran.docx
+++ b/tillsyn/A 5972-2025 tillsynsbegäran.docx
@@ -245,7 +245,7 @@
     <w:r>
       <w:tab/>
       <w:tab/>
-      <w:t>2025-03-18</w:t>
+      <w:t>2025-03-19</w:t>
       <w:br/>
       <w:br/>
     </w:r>

--- a/tillsyn/A 5972-2025 tillsynsbegäran.docx
+++ b/tillsyn/A 5972-2025 tillsynsbegäran.docx
@@ -245,7 +245,7 @@
     <w:r>
       <w:tab/>
       <w:tab/>
-      <w:t>2025-03-19</w:t>
+      <w:t>2025-03-20</w:t>
       <w:br/>
       <w:br/>
     </w:r>

--- a/tillsyn/A 5972-2025 tillsynsbegäran.docx
+++ b/tillsyn/A 5972-2025 tillsynsbegäran.docx
@@ -245,7 +245,7 @@
     <w:r>
       <w:tab/>
       <w:tab/>
-      <w:t>2025-03-20</w:t>
+      <w:t>2025-03-21</w:t>
       <w:br/>
       <w:br/>
     </w:r>

--- a/tillsyn/A 5972-2025 tillsynsbegäran.docx
+++ b/tillsyn/A 5972-2025 tillsynsbegäran.docx
@@ -245,7 +245,7 @@
     <w:r>
       <w:tab/>
       <w:tab/>
-      <w:t>2025-03-21</w:t>
+      <w:t>2025-03-22</w:t>
       <w:br/>
       <w:br/>
     </w:r>

--- a/tillsyn/A 5972-2025 tillsynsbegäran.docx
+++ b/tillsyn/A 5972-2025 tillsynsbegäran.docx
@@ -245,7 +245,7 @@
     <w:r>
       <w:tab/>
       <w:tab/>
-      <w:t>2025-03-22</w:t>
+      <w:t>2025-03-23</w:t>
       <w:br/>
       <w:br/>
     </w:r>

--- a/tillsyn/A 5972-2025 tillsynsbegäran.docx
+++ b/tillsyn/A 5972-2025 tillsynsbegäran.docx
@@ -245,7 +245,7 @@
     <w:r>
       <w:tab/>
       <w:tab/>
-      <w:t>2025-03-23</w:t>
+      <w:t>2025-03-24</w:t>
       <w:br/>
       <w:br/>
     </w:r>

--- a/tillsyn/A 5972-2025 tillsynsbegäran.docx
+++ b/tillsyn/A 5972-2025 tillsynsbegäran.docx
@@ -245,7 +245,7 @@
     <w:r>
       <w:tab/>
       <w:tab/>
-      <w:t>2025-03-24</w:t>
+      <w:t>2025-03-25</w:t>
       <w:br/>
       <w:br/>
     </w:r>

--- a/tillsyn/A 5972-2025 tillsynsbegäran.docx
+++ b/tillsyn/A 5972-2025 tillsynsbegäran.docx
@@ -245,7 +245,7 @@
     <w:r>
       <w:tab/>
       <w:tab/>
-      <w:t>2025-03-25</w:t>
+      <w:t>2025-03-26</w:t>
       <w:br/>
       <w:br/>
     </w:r>

--- a/tillsyn/A 5972-2025 tillsynsbegäran.docx
+++ b/tillsyn/A 5972-2025 tillsynsbegäran.docx
@@ -245,7 +245,7 @@
     <w:r>
       <w:tab/>
       <w:tab/>
-      <w:t>2025-03-26</w:t>
+      <w:t>2025-03-27</w:t>
       <w:br/>
       <w:br/>
     </w:r>

--- a/tillsyn/A 5972-2025 tillsynsbegäran.docx
+++ b/tillsyn/A 5972-2025 tillsynsbegäran.docx
@@ -245,7 +245,7 @@
     <w:r>
       <w:tab/>
       <w:tab/>
-      <w:t>2025-03-27</w:t>
+      <w:t>2025-03-28</w:t>
       <w:br/>
       <w:br/>
     </w:r>

--- a/tillsyn/A 5972-2025 tillsynsbegäran.docx
+++ b/tillsyn/A 5972-2025 tillsynsbegäran.docx
@@ -245,7 +245,7 @@
     <w:r>
       <w:tab/>
       <w:tab/>
-      <w:t>2025-04-02</w:t>
+      <w:t>2025-04-03</w:t>
       <w:br/>
       <w:br/>
     </w:r>

--- a/tillsyn/A 5972-2025 tillsynsbegäran.docx
+++ b/tillsyn/A 5972-2025 tillsynsbegäran.docx
@@ -245,7 +245,7 @@
     <w:r>
       <w:tab/>
       <w:tab/>
-      <w:t>2025-04-03</w:t>
+      <w:t>2025-04-05</w:t>
       <w:br/>
       <w:br/>
     </w:r>

--- a/tillsyn/A 5972-2025 tillsynsbegäran.docx
+++ b/tillsyn/A 5972-2025 tillsynsbegäran.docx
@@ -245,7 +245,7 @@
     <w:r>
       <w:tab/>
       <w:tab/>
-      <w:t>2025-04-05</w:t>
+      <w:t>2025-04-06</w:t>
       <w:br/>
       <w:br/>
     </w:r>

--- a/tillsyn/A 5972-2025 tillsynsbegäran.docx
+++ b/tillsyn/A 5972-2025 tillsynsbegäran.docx
@@ -245,7 +245,7 @@
     <w:r>
       <w:tab/>
       <w:tab/>
-      <w:t>2025-04-06</w:t>
+      <w:t>2025-04-07</w:t>
       <w:br/>
       <w:br/>
     </w:r>

--- a/tillsyn/A 5972-2025 tillsynsbegäran.docx
+++ b/tillsyn/A 5972-2025 tillsynsbegäran.docx
@@ -245,7 +245,7 @@
     <w:r>
       <w:tab/>
       <w:tab/>
-      <w:t>2025-04-07</w:t>
+      <w:t>2025-04-08</w:t>
       <w:br/>
       <w:br/>
     </w:r>

--- a/tillsyn/A 5972-2025 tillsynsbegäran.docx
+++ b/tillsyn/A 5972-2025 tillsynsbegäran.docx
@@ -245,7 +245,7 @@
     <w:r>
       <w:tab/>
       <w:tab/>
-      <w:t>2025-04-08</w:t>
+      <w:t>2025-04-09</w:t>
       <w:br/>
       <w:br/>
     </w:r>

--- a/tillsyn/A 5972-2025 tillsynsbegäran.docx
+++ b/tillsyn/A 5972-2025 tillsynsbegäran.docx
@@ -91,6 +91,28 @@
       </w:r>
     </w:p>
     <w:p>
+      <w:r>
+        <w:rPr>
+          <w:b/>
+        </w:rPr>
+        <w:t xml:space="preserve">Motaggsvamp (NT) </w:t>
+      </w:r>
+      <w:r>
+        <w:t>bildar mykorrhiza med tall i tallskog och hittas huvudsakligen i äldre, glesare skogsbestånd och hällmarksimpediment. Arten hotas främst av skogsavverkning och tycks försvinna efter slutavverkning, markberedning och plantering (SLU Artdatabanken, 2024).</w:t>
+      </w:r>
+    </w:p>
+    <w:p>
+      <w:r>
+        <w:rPr>
+          <w:b/>
+        </w:rPr>
+        <w:t>Stor aspticka</w:t>
+      </w:r>
+      <w:r>
+        <w:t xml:space="preserve"> är knuten till gamla levande aspar och orsakar karaktäristiska inbuktningar i stammen (så kallad nekroser). Slutavverknings- och gallringsåtgärder i löv- och blandskogsbestånd som innebär att tillgången på grov asp minskar är ett hot mot arten. Det är viktigt att äldre aspar och aspbestånd sparas och för att gynna arten på sikt bör aspinslagen i t.ex. bergbranter, raviner, skogsbryn och kring äldre odlingsmarker generellt sparas i större utsträckning än vad som görs idag (SLU Artdatabanken, 2024; Nitare &amp; Skogsstyrelsen, 2019).</w:t>
+      </w:r>
+    </w:p>
+    <w:p>
       <w:pPr>
         <w:pStyle w:val="Heading1"/>
       </w:pPr>
@@ -245,7 +267,7 @@
     <w:r>
       <w:tab/>
       <w:tab/>
-      <w:t>2025-04-09</w:t>
+      <w:t>2025-04-10</w:t>
       <w:br/>
       <w:br/>
     </w:r>

--- a/tillsyn/A 5972-2025 tillsynsbegäran.docx
+++ b/tillsyn/A 5972-2025 tillsynsbegäran.docx
@@ -267,7 +267,7 @@
     <w:r>
       <w:tab/>
       <w:tab/>
-      <w:t>2025-04-10</w:t>
+      <w:t>2025-04-11</w:t>
       <w:br/>
       <w:br/>
     </w:r>

--- a/tillsyn/A 5972-2025 tillsynsbegäran.docx
+++ b/tillsyn/A 5972-2025 tillsynsbegäran.docx
@@ -267,7 +267,7 @@
     <w:r>
       <w:tab/>
       <w:tab/>
-      <w:t>2025-04-11</w:t>
+      <w:t>2025-04-12</w:t>
       <w:br/>
       <w:br/>
     </w:r>

--- a/tillsyn/A 5972-2025 tillsynsbegäran.docx
+++ b/tillsyn/A 5972-2025 tillsynsbegäran.docx
@@ -267,7 +267,7 @@
     <w:r>
       <w:tab/>
       <w:tab/>
-      <w:t>2025-04-12</w:t>
+      <w:t>2025-04-13</w:t>
       <w:br/>
       <w:br/>
     </w:r>

--- a/tillsyn/A 5972-2025 tillsynsbegäran.docx
+++ b/tillsyn/A 5972-2025 tillsynsbegäran.docx
@@ -267,7 +267,7 @@
     <w:r>
       <w:tab/>
       <w:tab/>
-      <w:t>2025-04-13</w:t>
+      <w:t>2025-04-14</w:t>
       <w:br/>
       <w:br/>
     </w:r>

--- a/tillsyn/A 5972-2025 tillsynsbegäran.docx
+++ b/tillsyn/A 5972-2025 tillsynsbegäran.docx
@@ -267,7 +267,7 @@
     <w:r>
       <w:tab/>
       <w:tab/>
-      <w:t>2025-04-14</w:t>
+      <w:t>2025-04-15</w:t>
       <w:br/>
       <w:br/>
     </w:r>

--- a/tillsyn/A 5972-2025 tillsynsbegäran.docx
+++ b/tillsyn/A 5972-2025 tillsynsbegäran.docx
@@ -267,7 +267,7 @@
     <w:r>
       <w:tab/>
       <w:tab/>
-      <w:t>2025-04-15</w:t>
+      <w:t>2025-04-16</w:t>
       <w:br/>
       <w:br/>
     </w:r>

--- a/tillsyn/A 5972-2025 tillsynsbegäran.docx
+++ b/tillsyn/A 5972-2025 tillsynsbegäran.docx
@@ -267,7 +267,7 @@
     <w:r>
       <w:tab/>
       <w:tab/>
-      <w:t>2025-04-16</w:t>
+      <w:t>2025-04-17</w:t>
       <w:br/>
       <w:br/>
     </w:r>

--- a/tillsyn/A 5972-2025 tillsynsbegäran.docx
+++ b/tillsyn/A 5972-2025 tillsynsbegäran.docx
@@ -267,7 +267,7 @@
     <w:r>
       <w:tab/>
       <w:tab/>
-      <w:t>2025-04-17</w:t>
+      <w:t>2025-04-18</w:t>
       <w:br/>
       <w:br/>
     </w:r>

--- a/tillsyn/A 5972-2025 tillsynsbegäran.docx
+++ b/tillsyn/A 5972-2025 tillsynsbegäran.docx
@@ -267,7 +267,7 @@
     <w:r>
       <w:tab/>
       <w:tab/>
-      <w:t>2025-04-18</w:t>
+      <w:t>2025-04-19</w:t>
       <w:br/>
       <w:br/>
     </w:r>

--- a/tillsyn/A 5972-2025 tillsynsbegäran.docx
+++ b/tillsyn/A 5972-2025 tillsynsbegäran.docx
@@ -267,7 +267,7 @@
     <w:r>
       <w:tab/>
       <w:tab/>
-      <w:t>2025-05-03</w:t>
+      <w:t>2025-05-04</w:t>
       <w:br/>
       <w:br/>
     </w:r>

--- a/tillsyn/A 5972-2025 tillsynsbegäran.docx
+++ b/tillsyn/A 5972-2025 tillsynsbegäran.docx
@@ -267,7 +267,7 @@
     <w:r>
       <w:tab/>
       <w:tab/>
-      <w:t>2025-05-04</w:t>
+      <w:t>2025-05-06</w:t>
       <w:br/>
       <w:br/>
     </w:r>

--- a/tillsyn/A 5972-2025 tillsynsbegäran.docx
+++ b/tillsyn/A 5972-2025 tillsynsbegäran.docx
@@ -267,7 +267,7 @@
     <w:r>
       <w:tab/>
       <w:tab/>
-      <w:t>2025-05-06</w:t>
+      <w:t>2025-05-07</w:t>
       <w:br/>
       <w:br/>
     </w:r>

--- a/tillsyn/A 5972-2025 tillsynsbegäran.docx
+++ b/tillsyn/A 5972-2025 tillsynsbegäran.docx
@@ -267,7 +267,7 @@
     <w:r>
       <w:tab/>
       <w:tab/>
-      <w:t>2025-05-07</w:t>
+      <w:t>2025-05-08</w:t>
       <w:br/>
       <w:br/>
     </w:r>

--- a/tillsyn/A 5972-2025 tillsynsbegäran.docx
+++ b/tillsyn/A 5972-2025 tillsynsbegäran.docx
@@ -267,7 +267,7 @@
     <w:r>
       <w:tab/>
       <w:tab/>
-      <w:t>2025-05-08</w:t>
+      <w:t>2025-05-09</w:t>
       <w:br/>
       <w:br/>
     </w:r>

--- a/tillsyn/A 5972-2025 tillsynsbegäran.docx
+++ b/tillsyn/A 5972-2025 tillsynsbegäran.docx
@@ -267,7 +267,7 @@
     <w:r>
       <w:tab/>
       <w:tab/>
-      <w:t>2025-05-09</w:t>
+      <w:t>2025-05-10</w:t>
       <w:br/>
       <w:br/>
     </w:r>

--- a/tillsyn/A 5972-2025 tillsynsbegäran.docx
+++ b/tillsyn/A 5972-2025 tillsynsbegäran.docx
@@ -267,7 +267,7 @@
     <w:r>
       <w:tab/>
       <w:tab/>
-      <w:t>2025-05-10</w:t>
+      <w:t>2025-05-11</w:t>
       <w:br/>
       <w:br/>
     </w:r>

--- a/tillsyn/A 5972-2025 tillsynsbegäran.docx
+++ b/tillsyn/A 5972-2025 tillsynsbegäran.docx
@@ -267,7 +267,7 @@
     <w:r>
       <w:tab/>
       <w:tab/>
-      <w:t>2025-05-11</w:t>
+      <w:t>2025-05-12</w:t>
       <w:br/>
       <w:br/>
     </w:r>

--- a/tillsyn/A 5972-2025 tillsynsbegäran.docx
+++ b/tillsyn/A 5972-2025 tillsynsbegäran.docx
@@ -267,7 +267,7 @@
     <w:r>
       <w:tab/>
       <w:tab/>
-      <w:t>2025-05-12</w:t>
+      <w:t>2025-05-13</w:t>
       <w:br/>
       <w:br/>
     </w:r>

--- a/tillsyn/A 5972-2025 tillsynsbegäran.docx
+++ b/tillsyn/A 5972-2025 tillsynsbegäran.docx
@@ -267,7 +267,7 @@
     <w:r>
       <w:tab/>
       <w:tab/>
-      <w:t>2025-05-13</w:t>
+      <w:t>2025-05-14</w:t>
       <w:br/>
       <w:br/>
     </w:r>

--- a/tillsyn/A 5972-2025 tillsynsbegäran.docx
+++ b/tillsyn/A 5972-2025 tillsynsbegäran.docx
@@ -267,7 +267,7 @@
     <w:r>
       <w:tab/>
       <w:tab/>
-      <w:t>2025-05-14</w:t>
+      <w:t>2025-05-15</w:t>
       <w:br/>
       <w:br/>
     </w:r>

--- a/tillsyn/A 5972-2025 tillsynsbegäran.docx
+++ b/tillsyn/A 5972-2025 tillsynsbegäran.docx
@@ -267,7 +267,7 @@
     <w:r>
       <w:tab/>
       <w:tab/>
-      <w:t>2025-05-15</w:t>
+      <w:t>2025-05-16</w:t>
       <w:br/>
       <w:br/>
     </w:r>

--- a/tillsyn/A 5972-2025 tillsynsbegäran.docx
+++ b/tillsyn/A 5972-2025 tillsynsbegäran.docx
@@ -267,7 +267,7 @@
     <w:r>
       <w:tab/>
       <w:tab/>
-      <w:t>2025-05-16</w:t>
+      <w:t>2025-05-17</w:t>
       <w:br/>
       <w:br/>
     </w:r>

--- a/tillsyn/A 5972-2025 tillsynsbegäran.docx
+++ b/tillsyn/A 5972-2025 tillsynsbegäran.docx
@@ -267,7 +267,7 @@
     <w:r>
       <w:tab/>
       <w:tab/>
-      <w:t>2025-05-17</w:t>
+      <w:t>2025-05-18</w:t>
       <w:br/>
       <w:br/>
     </w:r>

--- a/tillsyn/A 5972-2025 tillsynsbegäran.docx
+++ b/tillsyn/A 5972-2025 tillsynsbegäran.docx
@@ -267,7 +267,7 @@
     <w:r>
       <w:tab/>
       <w:tab/>
-      <w:t>2025-05-18</w:t>
+      <w:t>2025-05-19</w:t>
       <w:br/>
       <w:br/>
     </w:r>

--- a/tillsyn/A 5972-2025 tillsynsbegäran.docx
+++ b/tillsyn/A 5972-2025 tillsynsbegäran.docx
@@ -267,7 +267,7 @@
     <w:r>
       <w:tab/>
       <w:tab/>
-      <w:t>2025-05-19</w:t>
+      <w:t>2025-05-20</w:t>
       <w:br/>
       <w:br/>
     </w:r>

--- a/tillsyn/A 5972-2025 tillsynsbegäran.docx
+++ b/tillsyn/A 5972-2025 tillsynsbegäran.docx
@@ -267,7 +267,7 @@
     <w:r>
       <w:tab/>
       <w:tab/>
-      <w:t>2025-05-20</w:t>
+      <w:t>2025-05-21</w:t>
       <w:br/>
       <w:br/>
     </w:r>

--- a/tillsyn/A 5972-2025 tillsynsbegäran.docx
+++ b/tillsyn/A 5972-2025 tillsynsbegäran.docx
@@ -267,7 +267,7 @@
     <w:r>
       <w:tab/>
       <w:tab/>
-      <w:t>2025-05-21</w:t>
+      <w:t>2025-05-22</w:t>
       <w:br/>
       <w:br/>
     </w:r>

--- a/tillsyn/A 5972-2025 tillsynsbegäran.docx
+++ b/tillsyn/A 5972-2025 tillsynsbegäran.docx
@@ -267,7 +267,7 @@
     <w:r>
       <w:tab/>
       <w:tab/>
-      <w:t>2025-05-22</w:t>
+      <w:t>2025-05-23</w:t>
       <w:br/>
       <w:br/>
     </w:r>

--- a/tillsyn/A 5972-2025 tillsynsbegäran.docx
+++ b/tillsyn/A 5972-2025 tillsynsbegäran.docx
@@ -267,7 +267,7 @@
     <w:r>
       <w:tab/>
       <w:tab/>
-      <w:t>2025-05-23</w:t>
+      <w:t>2025-05-24</w:t>
       <w:br/>
       <w:br/>
     </w:r>

--- a/tillsyn/A 5972-2025 tillsynsbegäran.docx
+++ b/tillsyn/A 5972-2025 tillsynsbegäran.docx
@@ -267,7 +267,7 @@
     <w:r>
       <w:tab/>
       <w:tab/>
-      <w:t>2025-05-24</w:t>
+      <w:t>2025-05-25</w:t>
       <w:br/>
       <w:br/>
     </w:r>

--- a/tillsyn/A 5972-2025 tillsynsbegäran.docx
+++ b/tillsyn/A 5972-2025 tillsynsbegäran.docx
@@ -267,7 +267,7 @@
     <w:r>
       <w:tab/>
       <w:tab/>
-      <w:t>2025-05-25</w:t>
+      <w:t>2025-05-26</w:t>
       <w:br/>
       <w:br/>
     </w:r>

--- a/tillsyn/A 5972-2025 tillsynsbegäran.docx
+++ b/tillsyn/A 5972-2025 tillsynsbegäran.docx
@@ -267,7 +267,7 @@
     <w:r>
       <w:tab/>
       <w:tab/>
-      <w:t>2025-05-26</w:t>
+      <w:t>2025-05-27</w:t>
       <w:br/>
       <w:br/>
     </w:r>

--- a/tillsyn/A 5972-2025 tillsynsbegäran.docx
+++ b/tillsyn/A 5972-2025 tillsynsbegäran.docx
@@ -267,7 +267,7 @@
     <w:r>
       <w:tab/>
       <w:tab/>
-      <w:t>2025-05-27</w:t>
+      <w:t>2025-05-30</w:t>
       <w:br/>
       <w:br/>
     </w:r>

--- a/tillsyn/A 5972-2025 tillsynsbegäran.docx
+++ b/tillsyn/A 5972-2025 tillsynsbegäran.docx
@@ -267,7 +267,7 @@
     <w:r>
       <w:tab/>
       <w:tab/>
-      <w:t>2025-05-30</w:t>
+      <w:t>2025-06-01</w:t>
       <w:br/>
       <w:br/>
     </w:r>

--- a/tillsyn/A 5972-2025 tillsynsbegäran.docx
+++ b/tillsyn/A 5972-2025 tillsynsbegäran.docx
@@ -267,7 +267,7 @@
     <w:r>
       <w:tab/>
       <w:tab/>
-      <w:t>2025-06-01</w:t>
+      <w:t>2025-06-02</w:t>
       <w:br/>
       <w:br/>
     </w:r>

--- a/tillsyn/A 5972-2025 tillsynsbegäran.docx
+++ b/tillsyn/A 5972-2025 tillsynsbegäran.docx
@@ -267,7 +267,7 @@
     <w:r>
       <w:tab/>
       <w:tab/>
-      <w:t>2025-06-02</w:t>
+      <w:t>2025-06-03</w:t>
       <w:br/>
       <w:br/>
     </w:r>

--- a/tillsyn/A 5972-2025 tillsynsbegäran.docx
+++ b/tillsyn/A 5972-2025 tillsynsbegäran.docx
@@ -267,7 +267,7 @@
     <w:r>
       <w:tab/>
       <w:tab/>
-      <w:t>2025-06-03</w:t>
+      <w:t>2025-06-04</w:t>
       <w:br/>
       <w:br/>
     </w:r>

--- a/tillsyn/A 5972-2025 tillsynsbegäran.docx
+++ b/tillsyn/A 5972-2025 tillsynsbegäran.docx
@@ -267,7 +267,7 @@
     <w:r>
       <w:tab/>
       <w:tab/>
-      <w:t>2025-06-04</w:t>
+      <w:t>2025-06-05</w:t>
       <w:br/>
       <w:br/>
     </w:r>

--- a/tillsyn/A 5972-2025 tillsynsbegäran.docx
+++ b/tillsyn/A 5972-2025 tillsynsbegäran.docx
@@ -267,7 +267,7 @@
     <w:r>
       <w:tab/>
       <w:tab/>
-      <w:t>2025-06-05</w:t>
+      <w:t>2025-06-13</w:t>
       <w:br/>
       <w:br/>
     </w:r>

--- a/tillsyn/A 5972-2025 tillsynsbegäran.docx
+++ b/tillsyn/A 5972-2025 tillsynsbegäran.docx
@@ -267,7 +267,7 @@
     <w:r>
       <w:tab/>
       <w:tab/>
-      <w:t>2025-06-13</w:t>
+      <w:t>2025-06-15</w:t>
       <w:br/>
       <w:br/>
     </w:r>

--- a/tillsyn/A 5972-2025 tillsynsbegäran.docx
+++ b/tillsyn/A 5972-2025 tillsynsbegäran.docx
@@ -267,7 +267,7 @@
     <w:r>
       <w:tab/>
       <w:tab/>
-      <w:t>2025-06-15</w:t>
+      <w:t>2025-06-16</w:t>
       <w:br/>
       <w:br/>
     </w:r>

--- a/tillsyn/A 5972-2025 tillsynsbegäran.docx
+++ b/tillsyn/A 5972-2025 tillsynsbegäran.docx
@@ -267,7 +267,7 @@
     <w:r>
       <w:tab/>
       <w:tab/>
-      <w:t>2025-06-16</w:t>
+      <w:t>2025-06-17</w:t>
       <w:br/>
       <w:br/>
     </w:r>

--- a/tillsyn/A 5972-2025 tillsynsbegäran.docx
+++ b/tillsyn/A 5972-2025 tillsynsbegäran.docx
@@ -267,7 +267,7 @@
     <w:r>
       <w:tab/>
       <w:tab/>
-      <w:t>2025-06-17</w:t>
+      <w:t>2025-06-18</w:t>
       <w:br/>
       <w:br/>
     </w:r>

--- a/tillsyn/A 5972-2025 tillsynsbegäran.docx
+++ b/tillsyn/A 5972-2025 tillsynsbegäran.docx
@@ -267,7 +267,7 @@
     <w:r>
       <w:tab/>
       <w:tab/>
-      <w:t>2025-06-18</w:t>
+      <w:t>2025-06-19</w:t>
       <w:br/>
       <w:br/>
     </w:r>

--- a/tillsyn/A 5972-2025 tillsynsbegäran.docx
+++ b/tillsyn/A 5972-2025 tillsynsbegäran.docx
@@ -267,7 +267,7 @@
     <w:r>
       <w:tab/>
       <w:tab/>
-      <w:t>2025-06-19</w:t>
+      <w:t>2025-06-20</w:t>
       <w:br/>
       <w:br/>
     </w:r>

--- a/tillsyn/A 5972-2025 tillsynsbegäran.docx
+++ b/tillsyn/A 5972-2025 tillsynsbegäran.docx
@@ -267,7 +267,7 @@
     <w:r>
       <w:tab/>
       <w:tab/>
-      <w:t>2025-06-20</w:t>
+      <w:t>2025-06-21</w:t>
       <w:br/>
       <w:br/>
     </w:r>

--- a/tillsyn/A 5972-2025 tillsynsbegäran.docx
+++ b/tillsyn/A 5972-2025 tillsynsbegäran.docx
@@ -267,7 +267,7 @@
     <w:r>
       <w:tab/>
       <w:tab/>
-      <w:t>2025-06-21</w:t>
+      <w:t>2025-06-22</w:t>
       <w:br/>
       <w:br/>
     </w:r>

--- a/tillsyn/A 5972-2025 tillsynsbegäran.docx
+++ b/tillsyn/A 5972-2025 tillsynsbegäran.docx
@@ -267,7 +267,7 @@
     <w:r>
       <w:tab/>
       <w:tab/>
-      <w:t>2025-06-22</w:t>
+      <w:t>2025-06-23</w:t>
       <w:br/>
       <w:br/>
     </w:r>

--- a/tillsyn/A 5972-2025 tillsynsbegäran.docx
+++ b/tillsyn/A 5972-2025 tillsynsbegäran.docx
@@ -267,7 +267,7 @@
     <w:r>
       <w:tab/>
       <w:tab/>
-      <w:t>2025-06-23</w:t>
+      <w:t>2025-06-24</w:t>
       <w:br/>
       <w:br/>
     </w:r>

--- a/tillsyn/A 5972-2025 tillsynsbegäran.docx
+++ b/tillsyn/A 5972-2025 tillsynsbegäran.docx
@@ -267,7 +267,7 @@
     <w:r>
       <w:tab/>
       <w:tab/>
-      <w:t>2025-06-24</w:t>
+      <w:t>2025-06-25</w:t>
       <w:br/>
       <w:br/>
     </w:r>

--- a/tillsyn/A 5972-2025 tillsynsbegäran.docx
+++ b/tillsyn/A 5972-2025 tillsynsbegäran.docx
@@ -267,7 +267,7 @@
     <w:r>
       <w:tab/>
       <w:tab/>
-      <w:t>2025-06-25</w:t>
+      <w:t>2025-06-26</w:t>
       <w:br/>
       <w:br/>
     </w:r>

--- a/tillsyn/A 5972-2025 tillsynsbegäran.docx
+++ b/tillsyn/A 5972-2025 tillsynsbegäran.docx
@@ -267,7 +267,7 @@
     <w:r>
       <w:tab/>
       <w:tab/>
-      <w:t>2025-06-26</w:t>
+      <w:t>2025-06-27</w:t>
       <w:br/>
       <w:br/>
     </w:r>

--- a/tillsyn/A 5972-2025 tillsynsbegäran.docx
+++ b/tillsyn/A 5972-2025 tillsynsbegäran.docx
@@ -267,7 +267,7 @@
     <w:r>
       <w:tab/>
       <w:tab/>
-      <w:t>2025-06-27</w:t>
+      <w:t>2025-06-28</w:t>
       <w:br/>
       <w:br/>
     </w:r>

--- a/tillsyn/A 5972-2025 tillsynsbegäran.docx
+++ b/tillsyn/A 5972-2025 tillsynsbegäran.docx
@@ -267,7 +267,7 @@
     <w:r>
       <w:tab/>
       <w:tab/>
-      <w:t>2025-06-28</w:t>
+      <w:t>2025-06-29</w:t>
       <w:br/>
       <w:br/>
     </w:r>

--- a/tillsyn/A 5972-2025 tillsynsbegäran.docx
+++ b/tillsyn/A 5972-2025 tillsynsbegäran.docx
@@ -267,7 +267,7 @@
     <w:r>
       <w:tab/>
       <w:tab/>
-      <w:t>2025-06-29</w:t>
+      <w:t>2025-06-30</w:t>
       <w:br/>
       <w:br/>
     </w:r>

--- a/tillsyn/A 5972-2025 tillsynsbegäran.docx
+++ b/tillsyn/A 5972-2025 tillsynsbegäran.docx
@@ -267,7 +267,7 @@
     <w:r>
       <w:tab/>
       <w:tab/>
-      <w:t>2025-06-30</w:t>
+      <w:t>2025-07-01</w:t>
       <w:br/>
       <w:br/>
     </w:r>

--- a/tillsyn/A 5972-2025 tillsynsbegäran.docx
+++ b/tillsyn/A 5972-2025 tillsynsbegäran.docx
@@ -267,7 +267,7 @@
     <w:r>
       <w:tab/>
       <w:tab/>
-      <w:t>2025-07-01</w:t>
+      <w:t>2025-07-02</w:t>
       <w:br/>
       <w:br/>
     </w:r>

--- a/tillsyn/A 5972-2025 tillsynsbegäran.docx
+++ b/tillsyn/A 5972-2025 tillsynsbegäran.docx
@@ -267,7 +267,7 @@
     <w:r>
       <w:tab/>
       <w:tab/>
-      <w:t>2025-07-02</w:t>
+      <w:t>2025-07-03</w:t>
       <w:br/>
       <w:br/>
     </w:r>

--- a/tillsyn/A 5972-2025 tillsynsbegäran.docx
+++ b/tillsyn/A 5972-2025 tillsynsbegäran.docx
@@ -267,7 +267,7 @@
     <w:r>
       <w:tab/>
       <w:tab/>
-      <w:t>2025-07-03</w:t>
+      <w:t>2025-07-04</w:t>
       <w:br/>
       <w:br/>
     </w:r>

--- a/tillsyn/A 5972-2025 tillsynsbegäran.docx
+++ b/tillsyn/A 5972-2025 tillsynsbegäran.docx
@@ -267,7 +267,7 @@
     <w:r>
       <w:tab/>
       <w:tab/>
-      <w:t>2025-07-04</w:t>
+      <w:t>2025-07-05</w:t>
       <w:br/>
       <w:br/>
     </w:r>

--- a/tillsyn/A 5972-2025 tillsynsbegäran.docx
+++ b/tillsyn/A 5972-2025 tillsynsbegäran.docx
@@ -267,7 +267,7 @@
     <w:r>
       <w:tab/>
       <w:tab/>
-      <w:t>2025-07-05</w:t>
+      <w:t>2025-07-06</w:t>
       <w:br/>
       <w:br/>
     </w:r>

--- a/tillsyn/A 5972-2025 tillsynsbegäran.docx
+++ b/tillsyn/A 5972-2025 tillsynsbegäran.docx
@@ -267,7 +267,7 @@
     <w:r>
       <w:tab/>
       <w:tab/>
-      <w:t>2025-07-06</w:t>
+      <w:t>2025-07-07</w:t>
       <w:br/>
       <w:br/>
     </w:r>

--- a/tillsyn/A 5972-2025 tillsynsbegäran.docx
+++ b/tillsyn/A 5972-2025 tillsynsbegäran.docx
@@ -267,7 +267,7 @@
     <w:r>
       <w:tab/>
       <w:tab/>
-      <w:t>2025-07-07</w:t>
+      <w:t>2025-07-08</w:t>
       <w:br/>
       <w:br/>
     </w:r>

--- a/tillsyn/A 5972-2025 tillsynsbegäran.docx
+++ b/tillsyn/A 5972-2025 tillsynsbegäran.docx
@@ -267,7 +267,7 @@
     <w:r>
       <w:tab/>
       <w:tab/>
-      <w:t>2025-07-08</w:t>
+      <w:t>2025-07-09</w:t>
       <w:br/>
       <w:br/>
     </w:r>

--- a/tillsyn/A 5972-2025 tillsynsbegäran.docx
+++ b/tillsyn/A 5972-2025 tillsynsbegäran.docx
@@ -267,7 +267,7 @@
     <w:r>
       <w:tab/>
       <w:tab/>
-      <w:t>2025-07-09</w:t>
+      <w:t>2025-07-11</w:t>
       <w:br/>
       <w:br/>
     </w:r>

--- a/tillsyn/A 5972-2025 tillsynsbegäran.docx
+++ b/tillsyn/A 5972-2025 tillsynsbegäran.docx
@@ -267,7 +267,7 @@
     <w:r>
       <w:tab/>
       <w:tab/>
-      <w:t>2025-07-11</w:t>
+      <w:t>2025-07-12</w:t>
       <w:br/>
       <w:br/>
     </w:r>

--- a/tillsyn/A 5972-2025 tillsynsbegäran.docx
+++ b/tillsyn/A 5972-2025 tillsynsbegäran.docx
@@ -267,7 +267,7 @@
     <w:r>
       <w:tab/>
       <w:tab/>
-      <w:t>2025-07-12</w:t>
+      <w:t>2025-07-13</w:t>
       <w:br/>
       <w:br/>
     </w:r>

--- a/tillsyn/A 5972-2025 tillsynsbegäran.docx
+++ b/tillsyn/A 5972-2025 tillsynsbegäran.docx
@@ -267,7 +267,7 @@
     <w:r>
       <w:tab/>
       <w:tab/>
-      <w:t>2025-07-13</w:t>
+      <w:t>2025-07-14</w:t>
       <w:br/>
       <w:br/>
     </w:r>

--- a/tillsyn/A 5972-2025 tillsynsbegäran.docx
+++ b/tillsyn/A 5972-2025 tillsynsbegäran.docx
@@ -267,7 +267,7 @@
     <w:r>
       <w:tab/>
       <w:tab/>
-      <w:t>2025-08-06</w:t>
+      <w:t>2025-08-09</w:t>
       <w:br/>
       <w:br/>
     </w:r>
